--- a/docs/Data_Realism_and_Verification_Whitepaper.docx
+++ b/docs/Data_Realism_and_Verification_Whitepaper.docx
@@ -355,7 +355,7 @@
           <w:color w:val="0D1B2A"/>
           <w:sz w:val="21"/>
         </w:rPr>
-        <w:t>Bottom line: the attackers are realistic precisely because they are invisible to volume-based measures — proven here with numbers — and V-Intelligence UEBA still ranks all four in the top 10% of 250 users at an 8.1% false-positive rate, where four standard algorithms detect at most one.</w:t>
+        <w:t>Bottom line: the attackers are realistic precisely because they are invisible to volume-based measures — proven here with numbers — and V-Intelligence UEBA still ranks all four in the top 12% of 250 users at a 10.6% false-positive rate, where four standard algorithms detect at most one.</w:t>
       </w:r>
     </w:p>
     <w:p>
@@ -2386,7 +2386,7 @@
               <w:rPr>
                 <w:sz w:val="18"/>
               </w:rPr>
-              <w:t>8.1%</w:t>
+              <w:t>10.6%</w:t>
             </w:r>
           </w:p>
         </w:tc>
@@ -2404,7 +2404,7 @@
           <w:color w:val="000000"/>
           <w:sz w:val="21"/>
         </w:rPr>
-        <w:t>The traditional methods are quiet because they are blind: they achieve low false-positive rates by being insensitive to exactly the behavioral changes the attackers exhibit. Composite scoring detects all four campaigns at a manageable 8.1% rate by fusing five behavioral phases rather than thresholding any single metric. Each attacker ranks in the top 10% of all 250 users:</w:t>
+        <w:t>The traditional methods are quiet because they are blind: they achieve low false-positive rates by being insensitive to exactly the behavioral changes the attackers exhibit. Composite scoring detects all four campaigns at a manageable 10.6% rate by fusing five behavioral phases rather than thresholding any single metric. Each attacker ranks in the top 12% of all 250 users:</w:t>
       </w:r>
     </w:p>
     <w:tbl>
@@ -2554,7 +2554,7 @@
               <w:rPr>
                 <w:sz w:val="18"/>
               </w:rPr>
-              <w:t>51.3</w:t>
+              <w:t>51.7</w:t>
             </w:r>
           </w:p>
         </w:tc>
@@ -2693,7 +2693,7 @@
               <w:rPr>
                 <w:sz w:val="18"/>
               </w:rPr>
-              <w:t>19.4</w:t>
+              <w:t>20.0</w:t>
             </w:r>
           </w:p>
         </w:tc>
@@ -2763,7 +2763,7 @@
               <w:rPr>
                 <w:sz w:val="18"/>
               </w:rPr>
-              <w:t>13.7</w:t>
+              <w:t>12.9</w:t>
             </w:r>
           </w:p>
         </w:tc>
@@ -2777,7 +2777,7 @@
               <w:rPr>
                 <w:sz w:val="18"/>
               </w:rPr>
-              <w:t>#24</w:t>
+              <w:t>#30</w:t>
             </w:r>
           </w:p>
         </w:tc>
@@ -3109,7 +3109,7 @@
               <w:rPr>
                 <w:sz w:val="18"/>
               </w:rPr>
-              <w:t>4-of-4 at 8.1% FP reproduced from stored results</w:t>
+              <w:t>4-of-4 at 10.6% FP reproduced from stored results</w:t>
             </w:r>
           </w:p>
         </w:tc>
@@ -3184,7 +3184,7 @@
           <w:color w:val="000000"/>
           <w:sz w:val="21"/>
         </w:rPr>
-        <w:t>Across the deep-analysis and AI/ML suites, 176 of 177 tests pass; the single exception is an out-of-date count assertion in a reference-library test (the library legitimately grew from 12 to 16 threat concepts) and does not affect detection. The detection outcome — four of four at 8.1% — is reproduced directly from the stored results on every run.</w:t>
+        <w:t>Across the deep-analysis and AI/ML suites, 176 of 177 tests pass; the single exception is an out-of-date count assertion in a reference-library test (the library legitimately grew from 12 to 16 threat concepts) and does not affect detection. The detection outcome — four of four at 10.6% — is reproduced directly from the stored results on every run.</w:t>
       </w:r>
     </w:p>
     <w:p>
@@ -3362,7 +3362,7 @@
           <w:color w:val="000000"/>
           <w:sz w:val="21"/>
         </w:rPr>
-        <w:t>On that same hard data, V-Intelligence UEBA detects all four campaigns at an 8.1% false-positive rate by measuring behavioral direction and accumulating it over time — the digital entity, zone decomposition, cumulative drift, novelty persistence, and peer-relative scoring shown step by step above. The attacker changes what it does, not how much. This paper proves the attackers were hard, and shows exactly how they were caught anyway.</w:t>
+        <w:t>On that same hard data, V-Intelligence UEBA detects all four campaigns at a 10.6% false-positive rate by measuring behavioral direction and accumulating it over time — the digital entity, zone decomposition, cumulative drift, novelty persistence, and peer-relative scoring shown step by step above. The attacker changes what it does, not how much. This paper proves the attackers were hard, and shows exactly how they were caught anyway.</w:t>
       </w:r>
     </w:p>
     <w:p>
